--- a/PUBLISHED/biol-8/ALL_FILES/module-03-biomolecules-questions.docx
+++ b/PUBLISHED/biol-8/ALL_FILES/module-03-biomolecules-questions.docx
@@ -3,106 +3,169 @@
 <w:document xmlns:wpc="http://schemas.microsoft.com/office/word/2010/wordprocessingCanvas" xmlns:mo="http://schemas.microsoft.com/office/mac/office/2008/main" xmlns:mc="http://schemas.openxmlformats.org/markup-compatibility/2006" xmlns:mv="urn:schemas-microsoft-com:mac:vml" xmlns:o="urn:schemas-microsoft-com:office:office" xmlns:r="http://schemas.openxmlformats.org/officeDocument/2006/relationships" xmlns:m="http://schemas.openxmlformats.org/officeDocument/2006/math" xmlns:v="urn:schemas-microsoft-com:vml" xmlns:wp14="http://schemas.microsoft.com/office/word/2010/wordprocessingDrawing" xmlns:wp="http://schemas.openxmlformats.org/drawingml/2006/wordprocessingDrawing" xmlns:w10="urn:schemas-microsoft-com:office:word" xmlns:w="http://schemas.openxmlformats.org/wordprocessingml/2006/main" xmlns:w14="http://schemas.microsoft.com/office/word/2010/wordml" xmlns:wpg="http://schemas.microsoft.com/office/word/2010/wordprocessingGroup" xmlns:wpi="http://schemas.microsoft.com/office/word/2010/wordprocessingInk" xmlns:wne="http://schemas.microsoft.com/office/word/2006/wordml" xmlns:wps="http://schemas.microsoft.com/office/word/2010/wordprocessingShape" mc:Ignorable="w14 wp14">
   <w:body>
     <w:p>
+      <w:pPr>
+        <w:pStyle w:val="Heading1"/>
+      </w:pPr>
       <w:r>
         <w:t>Module 03: Biomolecules — Study Questions</w:t>
       </w:r>
     </w:p>
     <w:p>
       <w:r>
+        <w:br/>
+      </w:r>
+      <w:r>
         <w:t>What is the difference between a monomer and a polymer?</w:t>
       </w:r>
     </w:p>
     <w:p>
+      <w:r>
+        <w:br/>
+      </w:r>
       <w:r>
         <w:t>Describe how dehydration synthesis builds larger molecules from smaller ones.</w:t>
       </w:r>
     </w:p>
     <w:p>
       <w:r>
+        <w:br/>
+      </w:r>
+      <w:r>
         <w:t>How does hydrolysis break down polymers, and how is this related to digestion?</w:t>
       </w:r>
     </w:p>
     <w:p>
+      <w:r>
+        <w:br/>
+      </w:r>
       <w:r>
         <w:t>What are the four classes of organic macromolecules essential to life?</w:t>
       </w:r>
     </w:p>
     <w:p>
       <w:r>
+        <w:br/>
+      </w:r>
+      <w:r>
         <w:t>What is the general formula for carbohydrates, and what does it tell us about their composition?</w:t>
       </w:r>
     </w:p>
     <w:p>
+      <w:r>
+        <w:br/>
+      </w:r>
       <w:r>
         <w:t>Give examples of a monosaccharide, a disaccharide, and a polysaccharide.</w:t>
       </w:r>
     </w:p>
     <w:p>
       <w:r>
+        <w:br/>
+      </w:r>
+      <w:r>
         <w:t>How are starch and glycogen similar, and how are they different?</w:t>
       </w:r>
     </w:p>
     <w:p>
+      <w:r>
+        <w:br/>
+      </w:r>
       <w:r>
         <w:t>Why can humans digest starch but not cellulose, even though both are made of glucose?</w:t>
       </w:r>
     </w:p>
     <w:p>
       <w:r>
+        <w:br/>
+      </w:r>
+      <w:r>
         <w:t>What are the building blocks of a triglyceride?</w:t>
       </w:r>
     </w:p>
     <w:p>
+      <w:r>
+        <w:br/>
+      </w:r>
       <w:r>
         <w:t>What is the difference between saturated and unsaturated fatty acids, and how does this affect their properties at room temperature?</w:t>
       </w:r>
     </w:p>
     <w:p>
       <w:r>
+        <w:br/>
+      </w:r>
+      <w:r>
         <w:t>How is the structure of a phospholipid different from a triglyceride, and why is this important for cell membranes?</w:t>
       </w:r>
     </w:p>
     <w:p>
+      <w:r>
+        <w:br/>
+      </w:r>
       <w:r>
         <w:t>What is the monomer of proteins, and how many different types are commonly found in living organisms?</w:t>
       </w:r>
     </w:p>
     <w:p>
       <w:r>
+        <w:br/>
+      </w:r>
+      <w:r>
         <w:t>What type of bond holds amino acids together in a protein chain?</w:t>
       </w:r>
     </w:p>
     <w:p>
+      <w:r>
+        <w:br/>
+      </w:r>
       <w:r>
         <w:t>Describe the four levels of protein structure and why each level is important.</w:t>
       </w:r>
     </w:p>
     <w:p>
       <w:r>
+        <w:br/>
+      </w:r>
+      <w:r>
         <w:t>What does it mean when a protein is "denatured"? Give an example of what can cause this.</w:t>
       </w:r>
     </w:p>
     <w:p>
+      <w:r>
+        <w:br/>
+      </w:r>
       <w:r>
         <w:t>Enzymes are proteins. How does an enzyme's shape relate to its function?</w:t>
       </w:r>
     </w:p>
     <w:p>
       <w:r>
+        <w:br/>
+      </w:r>
+      <w:r>
         <w:t>What are the three components of a nucleotide?</w:t>
       </w:r>
     </w:p>
     <w:p>
+      <w:r>
+        <w:br/>
+      </w:r>
       <w:r>
         <w:t>How does the structure of DNA differ from RNA?</w:t>
       </w:r>
     </w:p>
     <w:p>
       <w:r>
+        <w:br/>
+      </w:r>
+      <w:r>
         <w:t>What is the relationship between DNA, genes, and proteins?</w:t>
       </w:r>
     </w:p>
     <w:p>
+      <w:r>
+        <w:br/>
+      </w:r>
       <w:r>
         <w:t>Why is the double helix structure of DNA important for copying genetic information?</w:t>
       </w:r>
